--- a/Files/01 - Bereshis/03 - Lech Lecha/5786/ Lech Lecha (1)/Lech Lecha 5786 (1).docx
+++ b/Files/01 - Bereshis/03 - Lech Lecha/5786/ Lech Lecha (1)/Lech Lecha 5786 (1).docx
@@ -1980,7 +1980,7 @@
           <w:rFonts w:ascii="Times New Roman" w:hAnsi="Times New Roman" w:cs="Times New Roman" w:hint="cs"/>
           <w:rtl/>
         </w:rPr>
-        <w:t>איתו</w:t>
+        <w:t>אִתּוֹ</w:t>
       </w:r>
       <w:r>
         <w:rPr>

--- a/Files/01 - Bereshis/03 - Lech Lecha/5786/ Lech Lecha (1)/Lech Lecha 5786 (1).docx
+++ b/Files/01 - Bereshis/03 - Lech Lecha/5786/ Lech Lecha (1)/Lech Lecha 5786 (1).docx
@@ -1878,7 +1878,14 @@
           <w:rFonts w:ascii="Times New Roman" w:hAnsi="Times New Roman" w:cs="Times New Roman" w:hint="cs"/>
           <w:rtl/>
         </w:rPr>
-        <w:t>בלב</w:t>
+        <w:t>כ</w:t>
+      </w:r>
+      <w:r>
+        <w:rPr>
+          <w:rFonts w:ascii="Times New Roman" w:hAnsi="Times New Roman" w:cs="Times New Roman" w:hint="cs"/>
+          <w:rtl/>
+        </w:rPr>
+        <w:t>איש</w:t>
       </w:r>
       <w:r>
         <w:rPr>
@@ -1906,35 +1913,14 @@
           <w:rFonts w:ascii="Times New Roman" w:hAnsi="Times New Roman" w:cs="Times New Roman" w:hint="cs"/>
           <w:rtl/>
         </w:rPr>
-        <w:t>ואיש</w:t>
-      </w:r>
-      <w:r>
-        <w:rPr>
-          <w:rFonts w:ascii="Times New Roman" w:hAnsi="Times New Roman" w:cs="Times New Roman"/>
-          <w:rtl/>
-        </w:rPr>
-        <w:t xml:space="preserve"> </w:t>
-      </w:r>
-      <w:r>
-        <w:rPr>
-          <w:rFonts w:ascii="Times New Roman" w:hAnsi="Times New Roman" w:cs="Times New Roman" w:hint="cs"/>
-          <w:rtl/>
-        </w:rPr>
-        <w:t>אחד</w:t>
-      </w:r>
-      <w:r>
-        <w:rPr>
-          <w:rFonts w:ascii="Times New Roman" w:hAnsi="Times New Roman" w:cs="Times New Roman"/>
-          <w:rtl/>
-        </w:rPr>
-        <w:t xml:space="preserve"> </w:t>
-      </w:r>
-      <w:r>
-        <w:rPr>
-          <w:rFonts w:ascii="Times New Roman" w:hAnsi="Times New Roman" w:cs="Times New Roman" w:hint="cs"/>
-          <w:rtl/>
-        </w:rPr>
-        <w:t>כלב</w:t>
+        <w:t>ב</w:t>
+      </w:r>
+      <w:r>
+        <w:rPr>
+          <w:rFonts w:ascii="Times New Roman" w:hAnsi="Times New Roman" w:cs="Times New Roman" w:hint="cs"/>
+          <w:rtl/>
+        </w:rPr>
+        <w:t>לב</w:t>
       </w:r>
       <w:r>
         <w:rPr>
